--- a/Support/sources/Fournisseurs.docx
+++ b/Support/sources/Fournisseurs.docx
@@ -90,7 +90,7 @@
           <w:sz w:val="20"/>
           <w:szCs w:val="20"/>
         </w:rPr>
-        <w:t>21/06/2025 20:27:41</w:t>
+        <w:t>13/04/2026 20:43:45</w:t>
       </w:r>
       <w:r>
         <w:rPr>
@@ -255,7 +255,19 @@
               <w:jc w:val="center"/>
             </w:pPr>
             <w:r>
-              <w:t>01/07/2025</w:t>
+              <w:t>13</w:t>
+            </w:r>
+            <w:r>
+              <w:t>/0</w:t>
+            </w:r>
+            <w:r>
+              <w:t>4</w:t>
+            </w:r>
+            <w:r>
+              <w:t>/202</w:t>
+            </w:r>
+            <w:r>
+              <w:t>6</w:t>
             </w:r>
           </w:p>
         </w:tc>
@@ -274,6 +286,9 @@
             <w:pPr>
               <w:pStyle w:val="Sansinterligne"/>
               <w:jc w:val="center"/>
+              <w:rPr>
+                <w:color w:val="EE0000"/>
+              </w:rPr>
             </w:pPr>
             <w:r>
               <w:rPr>
@@ -286,10 +301,33 @@
               <w:t xml:space="preserve"> : </w:t>
             </w:r>
             <w:r>
+              <w:t>données tarifaires</w:t>
+            </w:r>
+            <w:r>
               <w:rPr>
                 <w:color w:val="EE0000"/>
               </w:rPr>
-              <w:t>en cours de test</w:t>
+              <w:t xml:space="preserve"> </w:t>
+            </w:r>
+          </w:p>
+          <w:p>
+            <w:pPr>
+              <w:pStyle w:val="Sansinterligne"/>
+              <w:jc w:val="center"/>
+            </w:pPr>
+            <w:proofErr w:type="gramStart"/>
+            <w:r>
+              <w:rPr>
+                <w:color w:val="EE0000"/>
+              </w:rPr>
+              <w:t>en</w:t>
+            </w:r>
+            <w:proofErr w:type="gramEnd"/>
+            <w:r>
+              <w:rPr>
+                <w:color w:val="EE0000"/>
+              </w:rPr>
+              <w:t xml:space="preserve"> cours de test</w:t>
             </w:r>
           </w:p>
           <w:p>
@@ -366,13 +404,36 @@
                 <w:bCs/>
               </w:rPr>
             </w:pPr>
+            <w:proofErr w:type="spellStart"/>
             <w:r>
               <w:rPr>
                 <w:b/>
                 <w:bCs/>
               </w:rPr>
-              <w:t>Non Défini</w:t>
-            </w:r>
+              <w:t>Debeaul</w:t>
+            </w:r>
+            <w:r>
+              <w:rPr>
+                <w:b/>
+                <w:bCs/>
+              </w:rPr>
+              <w:t>i</w:t>
+            </w:r>
+            <w:r>
+              <w:rPr>
+                <w:b/>
+                <w:bCs/>
+              </w:rPr>
+              <w:t>e</w:t>
+            </w:r>
+            <w:r>
+              <w:rPr>
+                <w:b/>
+                <w:bCs/>
+              </w:rPr>
+              <w:t>u</w:t>
+            </w:r>
+            <w:proofErr w:type="spellEnd"/>
           </w:p>
         </w:tc>
         <w:tc>
@@ -392,7 +453,7 @@
               <w:jc w:val="center"/>
             </w:pPr>
             <w:r>
-              <w:t>Non Défini</w:t>
+              <w:t>13/04/2026</w:t>
             </w:r>
           </w:p>
         </w:tc>
@@ -411,16 +472,45 @@
             <w:pPr>
               <w:pStyle w:val="Sansinterligne"/>
               <w:jc w:val="center"/>
+              <w:rPr>
+                <w:color w:val="EE0000"/>
+              </w:rPr>
             </w:pPr>
             <w:r>
               <w:rPr>
                 <w:b/>
                 <w:bCs/>
               </w:rPr>
-              <w:t>Non Actif</w:t>
+              <w:t>Actif</w:t>
             </w:r>
             <w:r>
               <w:t> : données tarifaires</w:t>
+            </w:r>
+            <w:r>
+              <w:rPr>
+                <w:color w:val="EE0000"/>
+              </w:rPr>
+              <w:t xml:space="preserve"> </w:t>
+            </w:r>
+          </w:p>
+          <w:p>
+            <w:pPr>
+              <w:pStyle w:val="Sansinterligne"/>
+              <w:jc w:val="center"/>
+            </w:pPr>
+            <w:proofErr w:type="gramStart"/>
+            <w:r>
+              <w:rPr>
+                <w:color w:val="EE0000"/>
+              </w:rPr>
+              <w:t>en</w:t>
+            </w:r>
+            <w:proofErr w:type="gramEnd"/>
+            <w:r>
+              <w:rPr>
+                <w:color w:val="EE0000"/>
+              </w:rPr>
+              <w:t xml:space="preserve"> cours de test</w:t>
             </w:r>
           </w:p>
           <w:p>
